--- a/src/content/bios/Nansen-F 2014.docx
+++ b/src/content/bios/Nansen-F 2014.docx
@@ -1,6 +1,6 @@
 
 <file path=word/document.xml><?xml version="1.0" encoding="utf-8"?>
-<w:document xmlns:wpc="http://schemas.microsoft.com/office/word/2010/wordprocessingCanvas" xmlns:cx="http://schemas.microsoft.com/office/drawing/2014/chartex" xmlns:cx1="http://schemas.microsoft.com/office/drawing/2015/9/8/chartex" xmlns:cx2="http://schemas.microsoft.com/office/drawing/2015/10/21/chartex" xmlns:cx3="http://schemas.microsoft.com/office/drawing/2016/5/9/chartex" xmlns:cx4="http://schemas.microsoft.com/office/drawing/2016/5/10/chartex" xmlns:cx5="http://schemas.microsoft.com/office/drawing/2016/5/11/chartex" xmlns:cx6="http://schemas.microsoft.com/office/drawing/2016/5/12/chartex" xmlns:cx7="http://schemas.microsoft.com/office/drawing/2016/5/13/chartex" xmlns:cx8="http://schemas.microsoft.com/office/drawing/2016/5/14/chartex" xmlns:mc="http://schemas.openxmlformats.org/markup-compatibility/2006" xmlns:aink="http://schemas.microsoft.com/office/drawing/2016/ink" xmlns:am3d="http://schemas.microsoft.com/office/drawing/2017/model3d" xmlns:o="urn:schemas-microsoft-com:office:office" xmlns:oel="http://schemas.microsoft.com/office/2019/extlst" xmlns:r="http://schemas.openxmlformats.org/officeDocument/2006/relationships" xmlns:m="http://schemas.openxmlformats.org/officeDocument/2006/math" xmlns:v="urn:schemas-microsoft-com:vml" xmlns:wp14="http://schemas.microsoft.com/office/word/2010/wordprocessingDrawing" xmlns:wp="http://schemas.openxmlformats.org/drawingml/2006/wordprocessingDrawing" xmlns:w10="urn:schemas-microsoft-com:office:word" xmlns:w="http://schemas.openxmlformats.org/wordprocessingml/2006/main" xmlns:w14="http://schemas.microsoft.com/office/word/2010/wordml" xmlns:w15="http://schemas.microsoft.com/office/word/2012/wordml" xmlns:w16cex="http://schemas.microsoft.com/office/word/2018/wordml/cex" xmlns:w16cid="http://schemas.microsoft.com/office/word/2016/wordml/cid" xmlns:w16="http://schemas.microsoft.com/office/word/2018/wordml" xmlns:w16du="http://schemas.microsoft.com/office/word/2023/wordml/word16du" xmlns:w16sdtdh="http://schemas.microsoft.com/office/word/2020/wordml/sdtdatahash" xmlns:w16sdtfl="http://schemas.microsoft.com/office/word/2024/wordml/sdtformatlock" xmlns:w16se="http://schemas.microsoft.com/office/word/2015/wordml/symex" xmlns:wpg="http://schemas.microsoft.com/office/word/2010/wordprocessingGroup" xmlns:wpi="http://schemas.microsoft.com/office/word/2010/wordprocessingInk" xmlns:wne="http://schemas.microsoft.com/office/word/2006/wordml" xmlns:wps="http://schemas.microsoft.com/office/word/2010/wordprocessingShape" mc:Ignorable="w14 w15 w16se w16cid w16 w16cex w16sdtdh w16sdtfl w16du wp14">
+<w:document xmlns:wpc="http://schemas.microsoft.com/office/word/2010/wordprocessingCanvas" xmlns:cx="http://schemas.microsoft.com/office/drawing/2014/chartex" xmlns:cx1="http://schemas.microsoft.com/office/drawing/2015/9/8/chartex" xmlns:cx2="http://schemas.microsoft.com/office/drawing/2015/10/21/chartex" xmlns:cx3="http://schemas.microsoft.com/office/drawing/2016/5/9/chartex" xmlns:cx4="http://schemas.microsoft.com/office/drawing/2016/5/10/chartex" xmlns:cx5="http://schemas.microsoft.com/office/drawing/2016/5/11/chartex" xmlns:cx6="http://schemas.microsoft.com/office/drawing/2016/5/12/chartex" xmlns:cx7="http://schemas.microsoft.com/office/drawing/2016/5/13/chartex" xmlns:cx8="http://schemas.microsoft.com/office/drawing/2016/5/14/chartex" xmlns:mc="http://schemas.openxmlformats.org/markup-compatibility/2006" xmlns:m="http://schemas.openxmlformats.org/officeDocument/2006/math" xmlns:aink="http://schemas.microsoft.com/office/drawing/2016/ink" xmlns:am3d="http://schemas.microsoft.com/office/drawing/2017/model3d" xmlns:oel="http://schemas.microsoft.com/office/2019/extlst" xmlns:r="http://schemas.openxmlformats.org/officeDocument/2006/relationships" xmlns:wp14="http://schemas.microsoft.com/office/word/2010/wordprocessingDrawing" xmlns:wp="http://schemas.openxmlformats.org/drawingml/2006/wordprocessingDrawing" xmlns:wpg="http://schemas.microsoft.com/office/word/2010/wordprocessingGroup" xmlns:wpi="http://schemas.microsoft.com/office/word/2010/wordprocessingInk" xmlns:wps="http://schemas.microsoft.com/office/word/2010/wordprocessingShape" xmlns:o="urn:schemas-microsoft-com:office:office" xmlns:v="urn:schemas-microsoft-com:vml" xmlns:w10="urn:schemas-microsoft-com:office:word" xmlns:w="http://schemas.openxmlformats.org/wordprocessingml/2006/main" xmlns:w14="http://schemas.microsoft.com/office/word/2010/wordml" xmlns:w15="http://schemas.microsoft.com/office/word/2012/wordml" xmlns:w16cei="http://schemas.microsoft.com/office/word/2026/wordml/cei" xmlns:w16cex="http://schemas.microsoft.com/office/word/2018/wordml/cex" xmlns:w16cid="http://schemas.microsoft.com/office/word/2016/wordml/cid" xmlns:w16="http://schemas.microsoft.com/office/word/2018/wordml" xmlns:w16sdtdh="http://schemas.microsoft.com/office/word/2020/wordml/sdtdatahash" xmlns:w16sdtfl="http://schemas.microsoft.com/office/word/2024/wordml/sdtformatlock" xmlns:w16se="http://schemas.microsoft.com/office/word/2015/wordml/symex" xmlns:w16du="http://schemas.microsoft.com/office/word/2023/wordml/word16du" xmlns:wne="http://schemas.microsoft.com/office/word/2006/wordml" mc:Ignorable="w14 w15 w16se w16cid w16 w16cex w16sdtdh w16sdtfl w16du wp14">
   <w:body>
     <w:p>
       <w:pPr>
@@ -502,8 +502,8 @@
           <w:lang w:eastAsia="nl-NL"/>
         </w:rPr>
         <w:drawing>
-          <wp:inline distT="0" distB="0" distL="0" distR="0" wp14:anchorId="4DED3EE4" wp14:editId="607533C1">
-            <wp:extent cx="1970241" cy="2554605"/>
+          <wp:inline distT="0" distB="0" distL="0" distR="0" wp14:anchorId="4DED3EE4" wp14:editId="05C88F6C">
+            <wp:extent cx="2374900" cy="3079284"/>
             <wp:effectExtent l="0" t="0" r="0" b="0"/>
             <wp:docPr id="6" name="Image 1" descr="p0261a-1.jpg"/>
             <wp:cNvGraphicFramePr>
@@ -525,7 +525,7 @@
                   <pic:spPr>
                     <a:xfrm>
                       <a:off x="0" y="0"/>
-                      <a:ext cx="1983239" cy="2571458"/>
+                      <a:ext cx="2401290" cy="3113501"/>
                     </a:xfrm>
                     <a:prstGeom prst="rect">
                       <a:avLst/>
@@ -566,14 +566,7 @@
           <w:rFonts w:ascii="Times New Roman" w:hAnsi="Times New Roman" w:cs="Times New Roman"/>
           <w:lang w:val="en-GB"/>
         </w:rPr>
-        <w:t>UNOG Library, League of Nations Archives</w:t>
-      </w:r>
-      <w:r>
-        <w:rPr>
-          <w:rFonts w:ascii="Times New Roman" w:hAnsi="Times New Roman" w:cs="Times New Roman"/>
-          <w:lang w:val="en-GB"/>
-        </w:rPr>
-        <w:t xml:space="preserve"> </w:t>
+        <w:t>Nansen, n.d., United Nations Archives at Geneva, P0261a</w:t>
       </w:r>
     </w:p>
     <w:p>
@@ -1774,7 +1767,15 @@
           <w:rFonts w:ascii="Times New Roman" w:hAnsi="Times New Roman" w:cs="Times New Roman"/>
           <w:lang w:val="en-GB"/>
         </w:rPr>
-        <w:t xml:space="preserve">The trip was financed </w:t>
+        <w:t xml:space="preserve">The </w:t>
+      </w:r>
+      <w:r>
+        <w:rPr>
+          <w:rFonts w:ascii="Times New Roman" w:hAnsi="Times New Roman" w:cs="Times New Roman"/>
+          <w:lang w:val="en-GB"/>
+        </w:rPr>
+        <w:lastRenderedPageBreak/>
+        <w:t xml:space="preserve">trip was financed </w:t>
       </w:r>
       <w:r>
         <w:rPr>
@@ -1900,15 +1901,7 @@
           <w:rFonts w:ascii="Times New Roman" w:hAnsi="Times New Roman" w:cs="Times New Roman"/>
           <w:lang w:val="en-GB"/>
         </w:rPr>
-        <w:t xml:space="preserve">he </w:t>
-      </w:r>
-      <w:r>
-        <w:rPr>
-          <w:rFonts w:ascii="Times New Roman" w:hAnsi="Times New Roman" w:cs="Times New Roman"/>
-          <w:lang w:val="en-GB"/>
-        </w:rPr>
-        <w:lastRenderedPageBreak/>
-        <w:t>group remained another seven months in Gr</w:t>
+        <w:t>he group remained another seven months in Gr</w:t>
       </w:r>
       <w:r>
         <w:rPr>
@@ -4084,7 +4077,15 @@
           <w:rFonts w:ascii="Times New Roman" w:hAnsi="Times New Roman" w:cs="Times New Roman"/>
           <w:lang w:val="en-GB"/>
         </w:rPr>
-        <w:t>an agreement and</w:t>
+        <w:t xml:space="preserve">an agreement </w:t>
+      </w:r>
+      <w:r>
+        <w:rPr>
+          <w:rFonts w:ascii="Times New Roman" w:hAnsi="Times New Roman" w:cs="Times New Roman"/>
+          <w:lang w:val="en-GB"/>
+        </w:rPr>
+        <w:lastRenderedPageBreak/>
+        <w:t>and</w:t>
       </w:r>
       <w:r>
         <w:rPr>
@@ -4144,7 +4145,6 @@
           <w:rFonts w:ascii="Times New Roman" w:hAnsi="Times New Roman" w:cs="Times New Roman"/>
           <w:lang w:val="en-GB"/>
         </w:rPr>
-        <w:lastRenderedPageBreak/>
         <w:t xml:space="preserve">During the </w:t>
       </w:r>
       <w:r>
@@ -5773,6 +5773,7 @@
           <w:rFonts w:ascii="Times New Roman" w:hAnsi="Times New Roman" w:cs="Times New Roman"/>
           <w:lang w:val="en-GB"/>
         </w:rPr>
+        <w:lastRenderedPageBreak/>
         <w:t xml:space="preserve">(1922), directed by G.H. Mewes for the Swedish Red Cross. </w:t>
       </w:r>
       <w:r>
@@ -5857,15 +5858,7 @@
           <w:rFonts w:ascii="Times New Roman" w:hAnsi="Times New Roman" w:cs="Times New Roman"/>
           <w:lang w:val="en-GB"/>
         </w:rPr>
-        <w:t xml:space="preserve"> </w:t>
-      </w:r>
-      <w:r>
-        <w:rPr>
-          <w:rFonts w:ascii="Times New Roman" w:hAnsi="Times New Roman" w:cs="Times New Roman"/>
-          <w:lang w:val="en-GB"/>
-        </w:rPr>
-        <w:lastRenderedPageBreak/>
-        <w:t xml:space="preserve">was </w:t>
+        <w:t xml:space="preserve"> was </w:t>
       </w:r>
       <w:r>
         <w:rPr>
@@ -7773,6 +7766,7 @@
           <w:rFonts w:ascii="Times New Roman" w:hAnsi="Times New Roman" w:cs="Times New Roman"/>
           <w:lang w:val="en-GB"/>
         </w:rPr>
+        <w:lastRenderedPageBreak/>
         <w:t xml:space="preserve">formulated </w:t>
       </w:r>
       <w:r>
@@ -7815,15 +7809,7 @@
           <w:rFonts w:ascii="Times New Roman" w:hAnsi="Times New Roman" w:cs="Times New Roman"/>
           <w:lang w:val="en-GB"/>
         </w:rPr>
-        <w:t xml:space="preserve">passed a resolution asking the High Commissioner and the </w:t>
-      </w:r>
-      <w:r>
-        <w:rPr>
-          <w:rFonts w:ascii="Times New Roman" w:hAnsi="Times New Roman" w:cs="Times New Roman"/>
-          <w:lang w:val="en-GB"/>
-        </w:rPr>
-        <w:lastRenderedPageBreak/>
-        <w:t xml:space="preserve">International Labour Organization </w:t>
+        <w:t xml:space="preserve">passed a resolution asking the High Commissioner and the International Labour Organization </w:t>
       </w:r>
       <w:r>
         <w:rPr>
@@ -9084,7 +9070,17 @@
           <w:color w:val="000000"/>
           <w:lang w:val="en-GB"/>
         </w:rPr>
-        <w:t>, Cambridge</w:t>
+        <w:t xml:space="preserve">, </w:t>
+      </w:r>
+      <w:r>
+        <w:rPr>
+          <w:rFonts w:ascii="Times New Roman" w:hAnsi="Times New Roman" w:cs="Times New Roman"/>
+          <w:bCs/>
+          <w:color w:val="000000"/>
+          <w:lang w:val="en-GB"/>
+        </w:rPr>
+        <w:lastRenderedPageBreak/>
+        <w:t>Cambridge</w:t>
       </w:r>
       <w:r>
         <w:rPr>
@@ -9151,7 +9147,6 @@
           <w:b/>
           <w:lang w:val="en-GB"/>
         </w:rPr>
-        <w:lastRenderedPageBreak/>
         <w:t>PUBLICATIONS</w:t>
       </w:r>
       <w:r>
@@ -11604,7 +11599,15 @@
           <w:rFonts w:ascii="Times New Roman" w:hAnsi="Times New Roman" w:cs="Times New Roman"/>
           <w:lang w:val="en-GB"/>
         </w:rPr>
-        <w:t xml:space="preserve">; C.E. Vogt, ‘An International Pioneer: Fridtjof Nansen and the Social Issues of the League of Nations’ in M. Rodriguez Garcia, D. </w:t>
+        <w:t xml:space="preserve">; C.E. Vogt, ‘An International Pioneer: Fridtjof </w:t>
+      </w:r>
+      <w:r>
+        <w:rPr>
+          <w:rFonts w:ascii="Times New Roman" w:hAnsi="Times New Roman" w:cs="Times New Roman"/>
+          <w:lang w:val="en-GB"/>
+        </w:rPr>
+        <w:lastRenderedPageBreak/>
+        <w:t xml:space="preserve">Nansen and the Social Issues of the League of Nations’ in M. Rodriguez Garcia, D. </w:t>
       </w:r>
       <w:proofErr w:type="spellStart"/>
       <w:r>
@@ -11620,15 +11623,7 @@
           <w:rFonts w:ascii="Times New Roman" w:hAnsi="Times New Roman" w:cs="Times New Roman"/>
           <w:lang w:val="en-GB"/>
         </w:rPr>
-        <w:t xml:space="preserve"> </w:t>
-      </w:r>
-      <w:r>
-        <w:rPr>
-          <w:rFonts w:ascii="Times New Roman" w:hAnsi="Times New Roman" w:cs="Times New Roman"/>
-          <w:lang w:val="en-GB"/>
-        </w:rPr>
-        <w:lastRenderedPageBreak/>
-        <w:t xml:space="preserve">and L. </w:t>
+        <w:t xml:space="preserve"> and L. </w:t>
       </w:r>
       <w:proofErr w:type="spellStart"/>
       <w:r>
@@ -11936,7 +11931,7 @@
 </file>
 
 <file path=word/endnotes.xml><?xml version="1.0" encoding="utf-8"?>
-<w:endnotes xmlns:wpc="http://schemas.microsoft.com/office/word/2010/wordprocessingCanvas" xmlns:cx="http://schemas.microsoft.com/office/drawing/2014/chartex" xmlns:cx1="http://schemas.microsoft.com/office/drawing/2015/9/8/chartex" xmlns:cx2="http://schemas.microsoft.com/office/drawing/2015/10/21/chartex" xmlns:cx3="http://schemas.microsoft.com/office/drawing/2016/5/9/chartex" xmlns:cx4="http://schemas.microsoft.com/office/drawing/2016/5/10/chartex" xmlns:cx5="http://schemas.microsoft.com/office/drawing/2016/5/11/chartex" xmlns:cx6="http://schemas.microsoft.com/office/drawing/2016/5/12/chartex" xmlns:cx7="http://schemas.microsoft.com/office/drawing/2016/5/13/chartex" xmlns:cx8="http://schemas.microsoft.com/office/drawing/2016/5/14/chartex" xmlns:mc="http://schemas.openxmlformats.org/markup-compatibility/2006" xmlns:aink="http://schemas.microsoft.com/office/drawing/2016/ink" xmlns:am3d="http://schemas.microsoft.com/office/drawing/2017/model3d" xmlns:o="urn:schemas-microsoft-com:office:office" xmlns:oel="http://schemas.microsoft.com/office/2019/extlst" xmlns:r="http://schemas.openxmlformats.org/officeDocument/2006/relationships" xmlns:m="http://schemas.openxmlformats.org/officeDocument/2006/math" xmlns:v="urn:schemas-microsoft-com:vml" xmlns:wp14="http://schemas.microsoft.com/office/word/2010/wordprocessingDrawing" xmlns:wp="http://schemas.openxmlformats.org/drawingml/2006/wordprocessingDrawing" xmlns:w10="urn:schemas-microsoft-com:office:word" xmlns:w="http://schemas.openxmlformats.org/wordprocessingml/2006/main" xmlns:w14="http://schemas.microsoft.com/office/word/2010/wordml" xmlns:w15="http://schemas.microsoft.com/office/word/2012/wordml" xmlns:w16cex="http://schemas.microsoft.com/office/word/2018/wordml/cex" xmlns:w16cid="http://schemas.microsoft.com/office/word/2016/wordml/cid" xmlns:w16="http://schemas.microsoft.com/office/word/2018/wordml" xmlns:w16du="http://schemas.microsoft.com/office/word/2023/wordml/word16du" xmlns:w16sdtdh="http://schemas.microsoft.com/office/word/2020/wordml/sdtdatahash" xmlns:w16sdtfl="http://schemas.microsoft.com/office/word/2024/wordml/sdtformatlock" xmlns:w16se="http://schemas.microsoft.com/office/word/2015/wordml/symex" xmlns:wpg="http://schemas.microsoft.com/office/word/2010/wordprocessingGroup" xmlns:wpi="http://schemas.microsoft.com/office/word/2010/wordprocessingInk" xmlns:wne="http://schemas.microsoft.com/office/word/2006/wordml" xmlns:wps="http://schemas.microsoft.com/office/word/2010/wordprocessingShape" mc:Ignorable="w14 w15 w16se w16cid w16 w16cex w16sdtdh w16sdtfl w16du wp14">
+<w:endnotes xmlns:wpc="http://schemas.microsoft.com/office/word/2010/wordprocessingCanvas" xmlns:cx="http://schemas.microsoft.com/office/drawing/2014/chartex" xmlns:cx1="http://schemas.microsoft.com/office/drawing/2015/9/8/chartex" xmlns:cx2="http://schemas.microsoft.com/office/drawing/2015/10/21/chartex" xmlns:cx3="http://schemas.microsoft.com/office/drawing/2016/5/9/chartex" xmlns:cx4="http://schemas.microsoft.com/office/drawing/2016/5/10/chartex" xmlns:cx5="http://schemas.microsoft.com/office/drawing/2016/5/11/chartex" xmlns:cx6="http://schemas.microsoft.com/office/drawing/2016/5/12/chartex" xmlns:cx7="http://schemas.microsoft.com/office/drawing/2016/5/13/chartex" xmlns:cx8="http://schemas.microsoft.com/office/drawing/2016/5/14/chartex" xmlns:mc="http://schemas.openxmlformats.org/markup-compatibility/2006" xmlns:m="http://schemas.openxmlformats.org/officeDocument/2006/math" xmlns:aink="http://schemas.microsoft.com/office/drawing/2016/ink" xmlns:am3d="http://schemas.microsoft.com/office/drawing/2017/model3d" xmlns:oel="http://schemas.microsoft.com/office/2019/extlst" xmlns:r="http://schemas.openxmlformats.org/officeDocument/2006/relationships" xmlns:wp14="http://schemas.microsoft.com/office/word/2010/wordprocessingDrawing" xmlns:wp="http://schemas.openxmlformats.org/drawingml/2006/wordprocessingDrawing" xmlns:wpg="http://schemas.microsoft.com/office/word/2010/wordprocessingGroup" xmlns:wpi="http://schemas.microsoft.com/office/word/2010/wordprocessingInk" xmlns:wps="http://schemas.microsoft.com/office/word/2010/wordprocessingShape" xmlns:o="urn:schemas-microsoft-com:office:office" xmlns:v="urn:schemas-microsoft-com:vml" xmlns:w10="urn:schemas-microsoft-com:office:word" xmlns:w="http://schemas.openxmlformats.org/wordprocessingml/2006/main" xmlns:w14="http://schemas.microsoft.com/office/word/2010/wordml" xmlns:w15="http://schemas.microsoft.com/office/word/2012/wordml" xmlns:w16cei="http://schemas.microsoft.com/office/word/2026/wordml/cei" xmlns:w16cex="http://schemas.microsoft.com/office/word/2018/wordml/cex" xmlns:w16cid="http://schemas.microsoft.com/office/word/2016/wordml/cid" xmlns:w16="http://schemas.microsoft.com/office/word/2018/wordml" xmlns:w16sdtdh="http://schemas.microsoft.com/office/word/2020/wordml/sdtdatahash" xmlns:w16sdtfl="http://schemas.microsoft.com/office/word/2024/wordml/sdtformatlock" xmlns:w16se="http://schemas.microsoft.com/office/word/2015/wordml/symex" xmlns:w16du="http://schemas.microsoft.com/office/word/2023/wordml/word16du" xmlns:wne="http://schemas.microsoft.com/office/word/2006/wordml" mc:Ignorable="w14 w15 w16se w16cid w16 w16cex w16sdtdh w16sdtfl w16du wp14">
   <w:endnote w:type="separator" w:id="-1">
     <w:p>
       <w:pPr>
@@ -11961,7 +11956,7 @@
 </file>
 
 <file path=word/footer1.xml><?xml version="1.0" encoding="utf-8"?>
-<w:ftr xmlns:wpc="http://schemas.microsoft.com/office/word/2010/wordprocessingCanvas" xmlns:cx="http://schemas.microsoft.com/office/drawing/2014/chartex" xmlns:cx1="http://schemas.microsoft.com/office/drawing/2015/9/8/chartex" xmlns:cx2="http://schemas.microsoft.com/office/drawing/2015/10/21/chartex" xmlns:cx3="http://schemas.microsoft.com/office/drawing/2016/5/9/chartex" xmlns:cx4="http://schemas.microsoft.com/office/drawing/2016/5/10/chartex" xmlns:cx5="http://schemas.microsoft.com/office/drawing/2016/5/11/chartex" xmlns:cx6="http://schemas.microsoft.com/office/drawing/2016/5/12/chartex" xmlns:cx7="http://schemas.microsoft.com/office/drawing/2016/5/13/chartex" xmlns:cx8="http://schemas.microsoft.com/office/drawing/2016/5/14/chartex" xmlns:mc="http://schemas.openxmlformats.org/markup-compatibility/2006" xmlns:aink="http://schemas.microsoft.com/office/drawing/2016/ink" xmlns:am3d="http://schemas.microsoft.com/office/drawing/2017/model3d" xmlns:o="urn:schemas-microsoft-com:office:office" xmlns:oel="http://schemas.microsoft.com/office/2019/extlst" xmlns:r="http://schemas.openxmlformats.org/officeDocument/2006/relationships" xmlns:m="http://schemas.openxmlformats.org/officeDocument/2006/math" xmlns:v="urn:schemas-microsoft-com:vml" xmlns:wp14="http://schemas.microsoft.com/office/word/2010/wordprocessingDrawing" xmlns:wp="http://schemas.openxmlformats.org/drawingml/2006/wordprocessingDrawing" xmlns:w10="urn:schemas-microsoft-com:office:word" xmlns:w="http://schemas.openxmlformats.org/wordprocessingml/2006/main" xmlns:w14="http://schemas.microsoft.com/office/word/2010/wordml" xmlns:w15="http://schemas.microsoft.com/office/word/2012/wordml" xmlns:w16cex="http://schemas.microsoft.com/office/word/2018/wordml/cex" xmlns:w16cid="http://schemas.microsoft.com/office/word/2016/wordml/cid" xmlns:w16="http://schemas.microsoft.com/office/word/2018/wordml" xmlns:w16du="http://schemas.microsoft.com/office/word/2023/wordml/word16du" xmlns:w16sdtdh="http://schemas.microsoft.com/office/word/2020/wordml/sdtdatahash" xmlns:w16sdtfl="http://schemas.microsoft.com/office/word/2024/wordml/sdtformatlock" xmlns:w16se="http://schemas.microsoft.com/office/word/2015/wordml/symex" xmlns:wpg="http://schemas.microsoft.com/office/word/2010/wordprocessingGroup" xmlns:wpi="http://schemas.microsoft.com/office/word/2010/wordprocessingInk" xmlns:wne="http://schemas.microsoft.com/office/word/2006/wordml" xmlns:wps="http://schemas.microsoft.com/office/word/2010/wordprocessingShape" mc:Ignorable="w14 w15 w16se w16cid w16 w16cex w16sdtdh w16sdtfl w16du wp14">
+<w:ftr xmlns:wpc="http://schemas.microsoft.com/office/word/2010/wordprocessingCanvas" xmlns:cx="http://schemas.microsoft.com/office/drawing/2014/chartex" xmlns:cx1="http://schemas.microsoft.com/office/drawing/2015/9/8/chartex" xmlns:cx2="http://schemas.microsoft.com/office/drawing/2015/10/21/chartex" xmlns:cx3="http://schemas.microsoft.com/office/drawing/2016/5/9/chartex" xmlns:cx4="http://schemas.microsoft.com/office/drawing/2016/5/10/chartex" xmlns:cx5="http://schemas.microsoft.com/office/drawing/2016/5/11/chartex" xmlns:cx6="http://schemas.microsoft.com/office/drawing/2016/5/12/chartex" xmlns:cx7="http://schemas.microsoft.com/office/drawing/2016/5/13/chartex" xmlns:cx8="http://schemas.microsoft.com/office/drawing/2016/5/14/chartex" xmlns:mc="http://schemas.openxmlformats.org/markup-compatibility/2006" xmlns:m="http://schemas.openxmlformats.org/officeDocument/2006/math" xmlns:aink="http://schemas.microsoft.com/office/drawing/2016/ink" xmlns:am3d="http://schemas.microsoft.com/office/drawing/2017/model3d" xmlns:oel="http://schemas.microsoft.com/office/2019/extlst" xmlns:r="http://schemas.openxmlformats.org/officeDocument/2006/relationships" xmlns:wp14="http://schemas.microsoft.com/office/word/2010/wordprocessingDrawing" xmlns:wp="http://schemas.openxmlformats.org/drawingml/2006/wordprocessingDrawing" xmlns:wpg="http://schemas.microsoft.com/office/word/2010/wordprocessingGroup" xmlns:wpi="http://schemas.microsoft.com/office/word/2010/wordprocessingInk" xmlns:wps="http://schemas.microsoft.com/office/word/2010/wordprocessingShape" xmlns:o="urn:schemas-microsoft-com:office:office" xmlns:v="urn:schemas-microsoft-com:vml" xmlns:w10="urn:schemas-microsoft-com:office:word" xmlns:w="http://schemas.openxmlformats.org/wordprocessingml/2006/main" xmlns:w14="http://schemas.microsoft.com/office/word/2010/wordml" xmlns:w15="http://schemas.microsoft.com/office/word/2012/wordml" xmlns:w16cei="http://schemas.microsoft.com/office/word/2026/wordml/cei" xmlns:w16cex="http://schemas.microsoft.com/office/word/2018/wordml/cex" xmlns:w16cid="http://schemas.microsoft.com/office/word/2016/wordml/cid" xmlns:w16="http://schemas.microsoft.com/office/word/2018/wordml" xmlns:w16sdtdh="http://schemas.microsoft.com/office/word/2020/wordml/sdtdatahash" xmlns:w16sdtfl="http://schemas.microsoft.com/office/word/2024/wordml/sdtformatlock" xmlns:w16se="http://schemas.microsoft.com/office/word/2015/wordml/symex" xmlns:w16du="http://schemas.microsoft.com/office/word/2023/wordml/word16du" xmlns:wne="http://schemas.microsoft.com/office/word/2006/wordml" mc:Ignorable="w14 w15 w16se w16cid w16 w16cex w16sdtdh w16sdtfl w16du wp14">
   <w:p>
     <w:pPr>
       <w:pStyle w:val="Voettekst"/>
@@ -12017,7 +12012,7 @@
 </file>
 
 <file path=word/footnotes.xml><?xml version="1.0" encoding="utf-8"?>
-<w:footnotes xmlns:wpc="http://schemas.microsoft.com/office/word/2010/wordprocessingCanvas" xmlns:cx="http://schemas.microsoft.com/office/drawing/2014/chartex" xmlns:cx1="http://schemas.microsoft.com/office/drawing/2015/9/8/chartex" xmlns:cx2="http://schemas.microsoft.com/office/drawing/2015/10/21/chartex" xmlns:cx3="http://schemas.microsoft.com/office/drawing/2016/5/9/chartex" xmlns:cx4="http://schemas.microsoft.com/office/drawing/2016/5/10/chartex" xmlns:cx5="http://schemas.microsoft.com/office/drawing/2016/5/11/chartex" xmlns:cx6="http://schemas.microsoft.com/office/drawing/2016/5/12/chartex" xmlns:cx7="http://schemas.microsoft.com/office/drawing/2016/5/13/chartex" xmlns:cx8="http://schemas.microsoft.com/office/drawing/2016/5/14/chartex" xmlns:mc="http://schemas.openxmlformats.org/markup-compatibility/2006" xmlns:aink="http://schemas.microsoft.com/office/drawing/2016/ink" xmlns:am3d="http://schemas.microsoft.com/office/drawing/2017/model3d" xmlns:o="urn:schemas-microsoft-com:office:office" xmlns:oel="http://schemas.microsoft.com/office/2019/extlst" xmlns:r="http://schemas.openxmlformats.org/officeDocument/2006/relationships" xmlns:m="http://schemas.openxmlformats.org/officeDocument/2006/math" xmlns:v="urn:schemas-microsoft-com:vml" xmlns:wp14="http://schemas.microsoft.com/office/word/2010/wordprocessingDrawing" xmlns:wp="http://schemas.openxmlformats.org/drawingml/2006/wordprocessingDrawing" xmlns:w10="urn:schemas-microsoft-com:office:word" xmlns:w="http://schemas.openxmlformats.org/wordprocessingml/2006/main" xmlns:w14="http://schemas.microsoft.com/office/word/2010/wordml" xmlns:w15="http://schemas.microsoft.com/office/word/2012/wordml" xmlns:w16cex="http://schemas.microsoft.com/office/word/2018/wordml/cex" xmlns:w16cid="http://schemas.microsoft.com/office/word/2016/wordml/cid" xmlns:w16="http://schemas.microsoft.com/office/word/2018/wordml" xmlns:w16du="http://schemas.microsoft.com/office/word/2023/wordml/word16du" xmlns:w16sdtdh="http://schemas.microsoft.com/office/word/2020/wordml/sdtdatahash" xmlns:w16sdtfl="http://schemas.microsoft.com/office/word/2024/wordml/sdtformatlock" xmlns:w16se="http://schemas.microsoft.com/office/word/2015/wordml/symex" xmlns:wpg="http://schemas.microsoft.com/office/word/2010/wordprocessingGroup" xmlns:wpi="http://schemas.microsoft.com/office/word/2010/wordprocessingInk" xmlns:wne="http://schemas.microsoft.com/office/word/2006/wordml" xmlns:wps="http://schemas.microsoft.com/office/word/2010/wordprocessingShape" mc:Ignorable="w14 w15 w16se w16cid w16 w16cex w16sdtdh w16sdtfl w16du wp14">
+<w:footnotes xmlns:wpc="http://schemas.microsoft.com/office/word/2010/wordprocessingCanvas" xmlns:cx="http://schemas.microsoft.com/office/drawing/2014/chartex" xmlns:cx1="http://schemas.microsoft.com/office/drawing/2015/9/8/chartex" xmlns:cx2="http://schemas.microsoft.com/office/drawing/2015/10/21/chartex" xmlns:cx3="http://schemas.microsoft.com/office/drawing/2016/5/9/chartex" xmlns:cx4="http://schemas.microsoft.com/office/drawing/2016/5/10/chartex" xmlns:cx5="http://schemas.microsoft.com/office/drawing/2016/5/11/chartex" xmlns:cx6="http://schemas.microsoft.com/office/drawing/2016/5/12/chartex" xmlns:cx7="http://schemas.microsoft.com/office/drawing/2016/5/13/chartex" xmlns:cx8="http://schemas.microsoft.com/office/drawing/2016/5/14/chartex" xmlns:mc="http://schemas.openxmlformats.org/markup-compatibility/2006" xmlns:m="http://schemas.openxmlformats.org/officeDocument/2006/math" xmlns:aink="http://schemas.microsoft.com/office/drawing/2016/ink" xmlns:am3d="http://schemas.microsoft.com/office/drawing/2017/model3d" xmlns:oel="http://schemas.microsoft.com/office/2019/extlst" xmlns:r="http://schemas.openxmlformats.org/officeDocument/2006/relationships" xmlns:wp14="http://schemas.microsoft.com/office/word/2010/wordprocessingDrawing" xmlns:wp="http://schemas.openxmlformats.org/drawingml/2006/wordprocessingDrawing" xmlns:wpg="http://schemas.microsoft.com/office/word/2010/wordprocessingGroup" xmlns:wpi="http://schemas.microsoft.com/office/word/2010/wordprocessingInk" xmlns:wps="http://schemas.microsoft.com/office/word/2010/wordprocessingShape" xmlns:o="urn:schemas-microsoft-com:office:office" xmlns:v="urn:schemas-microsoft-com:vml" xmlns:w10="urn:schemas-microsoft-com:office:word" xmlns:w="http://schemas.openxmlformats.org/wordprocessingml/2006/main" xmlns:w14="http://schemas.microsoft.com/office/word/2010/wordml" xmlns:w15="http://schemas.microsoft.com/office/word/2012/wordml" xmlns:w16cei="http://schemas.microsoft.com/office/word/2026/wordml/cei" xmlns:w16cex="http://schemas.microsoft.com/office/word/2018/wordml/cex" xmlns:w16cid="http://schemas.microsoft.com/office/word/2016/wordml/cid" xmlns:w16="http://schemas.microsoft.com/office/word/2018/wordml" xmlns:w16sdtdh="http://schemas.microsoft.com/office/word/2020/wordml/sdtdatahash" xmlns:w16sdtfl="http://schemas.microsoft.com/office/word/2024/wordml/sdtformatlock" xmlns:w16se="http://schemas.microsoft.com/office/word/2015/wordml/symex" xmlns:w16du="http://schemas.microsoft.com/office/word/2023/wordml/word16du" xmlns:wne="http://schemas.microsoft.com/office/word/2006/wordml" mc:Ignorable="w14 w15 w16se w16cid w16 w16cex w16sdtdh w16sdtfl w16du wp14">
   <w:footnote w:type="separator" w:id="-1">
     <w:p>
       <w:pPr>
@@ -12042,7 +12037,7 @@
 </file>
 
 <file path=word/header1.xml><?xml version="1.0" encoding="utf-8"?>
-<w:hdr xmlns:wpc="http://schemas.microsoft.com/office/word/2010/wordprocessingCanvas" xmlns:cx="http://schemas.microsoft.com/office/drawing/2014/chartex" xmlns:cx1="http://schemas.microsoft.com/office/drawing/2015/9/8/chartex" xmlns:cx2="http://schemas.microsoft.com/office/drawing/2015/10/21/chartex" xmlns:cx3="http://schemas.microsoft.com/office/drawing/2016/5/9/chartex" xmlns:cx4="http://schemas.microsoft.com/office/drawing/2016/5/10/chartex" xmlns:cx5="http://schemas.microsoft.com/office/drawing/2016/5/11/chartex" xmlns:cx6="http://schemas.microsoft.com/office/drawing/2016/5/12/chartex" xmlns:cx7="http://schemas.microsoft.com/office/drawing/2016/5/13/chartex" xmlns:cx8="http://schemas.microsoft.com/office/drawing/2016/5/14/chartex" xmlns:mc="http://schemas.openxmlformats.org/markup-compatibility/2006" xmlns:aink="http://schemas.microsoft.com/office/drawing/2016/ink" xmlns:am3d="http://schemas.microsoft.com/office/drawing/2017/model3d" xmlns:o="urn:schemas-microsoft-com:office:office" xmlns:oel="http://schemas.microsoft.com/office/2019/extlst" xmlns:r="http://schemas.openxmlformats.org/officeDocument/2006/relationships" xmlns:m="http://schemas.openxmlformats.org/officeDocument/2006/math" xmlns:v="urn:schemas-microsoft-com:vml" xmlns:wp14="http://schemas.microsoft.com/office/word/2010/wordprocessingDrawing" xmlns:wp="http://schemas.openxmlformats.org/drawingml/2006/wordprocessingDrawing" xmlns:w10="urn:schemas-microsoft-com:office:word" xmlns:w="http://schemas.openxmlformats.org/wordprocessingml/2006/main" xmlns:w14="http://schemas.microsoft.com/office/word/2010/wordml" xmlns:w15="http://schemas.microsoft.com/office/word/2012/wordml" xmlns:w16cex="http://schemas.microsoft.com/office/word/2018/wordml/cex" xmlns:w16cid="http://schemas.microsoft.com/office/word/2016/wordml/cid" xmlns:w16="http://schemas.microsoft.com/office/word/2018/wordml" xmlns:w16du="http://schemas.microsoft.com/office/word/2023/wordml/word16du" xmlns:w16sdtdh="http://schemas.microsoft.com/office/word/2020/wordml/sdtdatahash" xmlns:w16sdtfl="http://schemas.microsoft.com/office/word/2024/wordml/sdtformatlock" xmlns:w16se="http://schemas.microsoft.com/office/word/2015/wordml/symex" xmlns:wpg="http://schemas.microsoft.com/office/word/2010/wordprocessingGroup" xmlns:wpi="http://schemas.microsoft.com/office/word/2010/wordprocessingInk" xmlns:wne="http://schemas.microsoft.com/office/word/2006/wordml" xmlns:wps="http://schemas.microsoft.com/office/word/2010/wordprocessingShape" mc:Ignorable="w14 w15 w16se w16cid w16 w16cex w16sdtdh w16sdtfl w16du wp14">
+<w:hdr xmlns:wpc="http://schemas.microsoft.com/office/word/2010/wordprocessingCanvas" xmlns:cx="http://schemas.microsoft.com/office/drawing/2014/chartex" xmlns:cx1="http://schemas.microsoft.com/office/drawing/2015/9/8/chartex" xmlns:cx2="http://schemas.microsoft.com/office/drawing/2015/10/21/chartex" xmlns:cx3="http://schemas.microsoft.com/office/drawing/2016/5/9/chartex" xmlns:cx4="http://schemas.microsoft.com/office/drawing/2016/5/10/chartex" xmlns:cx5="http://schemas.microsoft.com/office/drawing/2016/5/11/chartex" xmlns:cx6="http://schemas.microsoft.com/office/drawing/2016/5/12/chartex" xmlns:cx7="http://schemas.microsoft.com/office/drawing/2016/5/13/chartex" xmlns:cx8="http://schemas.microsoft.com/office/drawing/2016/5/14/chartex" xmlns:mc="http://schemas.openxmlformats.org/markup-compatibility/2006" xmlns:m="http://schemas.openxmlformats.org/officeDocument/2006/math" xmlns:aink="http://schemas.microsoft.com/office/drawing/2016/ink" xmlns:am3d="http://schemas.microsoft.com/office/drawing/2017/model3d" xmlns:oel="http://schemas.microsoft.com/office/2019/extlst" xmlns:r="http://schemas.openxmlformats.org/officeDocument/2006/relationships" xmlns:wp14="http://schemas.microsoft.com/office/word/2010/wordprocessingDrawing" xmlns:wp="http://schemas.openxmlformats.org/drawingml/2006/wordprocessingDrawing" xmlns:wpg="http://schemas.microsoft.com/office/word/2010/wordprocessingGroup" xmlns:wpi="http://schemas.microsoft.com/office/word/2010/wordprocessingInk" xmlns:wps="http://schemas.microsoft.com/office/word/2010/wordprocessingShape" xmlns:o="urn:schemas-microsoft-com:office:office" xmlns:v="urn:schemas-microsoft-com:vml" xmlns:w10="urn:schemas-microsoft-com:office:word" xmlns:w="http://schemas.openxmlformats.org/wordprocessingml/2006/main" xmlns:w14="http://schemas.microsoft.com/office/word/2010/wordml" xmlns:w15="http://schemas.microsoft.com/office/word/2012/wordml" xmlns:w16cei="http://schemas.microsoft.com/office/word/2026/wordml/cei" xmlns:w16cex="http://schemas.microsoft.com/office/word/2018/wordml/cex" xmlns:w16cid="http://schemas.microsoft.com/office/word/2016/wordml/cid" xmlns:w16="http://schemas.microsoft.com/office/word/2018/wordml" xmlns:w16sdtdh="http://schemas.microsoft.com/office/word/2020/wordml/sdtdatahash" xmlns:w16sdtfl="http://schemas.microsoft.com/office/word/2024/wordml/sdtformatlock" xmlns:w16se="http://schemas.microsoft.com/office/word/2015/wordml/symex" xmlns:w16du="http://schemas.microsoft.com/office/word/2023/wordml/word16du" xmlns:wne="http://schemas.microsoft.com/office/word/2006/wordml" mc:Ignorable="w14 w15 w16se w16cid w16 w16cex w16sdtdh w16sdtfl w16du wp14">
   <w:p>
     <w:pPr>
       <w:pStyle w:val="Koptekst"/>
@@ -12080,7 +12075,7 @@
 </file>
 
 <file path=word/header2.xml><?xml version="1.0" encoding="utf-8"?>
-<w:hdr xmlns:wpc="http://schemas.microsoft.com/office/word/2010/wordprocessingCanvas" xmlns:cx="http://schemas.microsoft.com/office/drawing/2014/chartex" xmlns:cx1="http://schemas.microsoft.com/office/drawing/2015/9/8/chartex" xmlns:cx2="http://schemas.microsoft.com/office/drawing/2015/10/21/chartex" xmlns:cx3="http://schemas.microsoft.com/office/drawing/2016/5/9/chartex" xmlns:cx4="http://schemas.microsoft.com/office/drawing/2016/5/10/chartex" xmlns:cx5="http://schemas.microsoft.com/office/drawing/2016/5/11/chartex" xmlns:cx6="http://schemas.microsoft.com/office/drawing/2016/5/12/chartex" xmlns:cx7="http://schemas.microsoft.com/office/drawing/2016/5/13/chartex" xmlns:cx8="http://schemas.microsoft.com/office/drawing/2016/5/14/chartex" xmlns:mc="http://schemas.openxmlformats.org/markup-compatibility/2006" xmlns:aink="http://schemas.microsoft.com/office/drawing/2016/ink" xmlns:am3d="http://schemas.microsoft.com/office/drawing/2017/model3d" xmlns:o="urn:schemas-microsoft-com:office:office" xmlns:oel="http://schemas.microsoft.com/office/2019/extlst" xmlns:r="http://schemas.openxmlformats.org/officeDocument/2006/relationships" xmlns:m="http://schemas.openxmlformats.org/officeDocument/2006/math" xmlns:v="urn:schemas-microsoft-com:vml" xmlns:wp14="http://schemas.microsoft.com/office/word/2010/wordprocessingDrawing" xmlns:wp="http://schemas.openxmlformats.org/drawingml/2006/wordprocessingDrawing" xmlns:w10="urn:schemas-microsoft-com:office:word" xmlns:w="http://schemas.openxmlformats.org/wordprocessingml/2006/main" xmlns:w14="http://schemas.microsoft.com/office/word/2010/wordml" xmlns:w15="http://schemas.microsoft.com/office/word/2012/wordml" xmlns:w16cex="http://schemas.microsoft.com/office/word/2018/wordml/cex" xmlns:w16cid="http://schemas.microsoft.com/office/word/2016/wordml/cid" xmlns:w16="http://schemas.microsoft.com/office/word/2018/wordml" xmlns:w16du="http://schemas.microsoft.com/office/word/2023/wordml/word16du" xmlns:w16sdtdh="http://schemas.microsoft.com/office/word/2020/wordml/sdtdatahash" xmlns:w16sdtfl="http://schemas.microsoft.com/office/word/2024/wordml/sdtformatlock" xmlns:w16se="http://schemas.microsoft.com/office/word/2015/wordml/symex" xmlns:wpg="http://schemas.microsoft.com/office/word/2010/wordprocessingGroup" xmlns:wpi="http://schemas.microsoft.com/office/word/2010/wordprocessingInk" xmlns:wne="http://schemas.microsoft.com/office/word/2006/wordml" xmlns:wps="http://schemas.microsoft.com/office/word/2010/wordprocessingShape" mc:Ignorable="w14 w15 w16se w16cid w16 w16cex w16sdtdh w16sdtfl w16du wp14">
+<w:hdr xmlns:wpc="http://schemas.microsoft.com/office/word/2010/wordprocessingCanvas" xmlns:cx="http://schemas.microsoft.com/office/drawing/2014/chartex" xmlns:cx1="http://schemas.microsoft.com/office/drawing/2015/9/8/chartex" xmlns:cx2="http://schemas.microsoft.com/office/drawing/2015/10/21/chartex" xmlns:cx3="http://schemas.microsoft.com/office/drawing/2016/5/9/chartex" xmlns:cx4="http://schemas.microsoft.com/office/drawing/2016/5/10/chartex" xmlns:cx5="http://schemas.microsoft.com/office/drawing/2016/5/11/chartex" xmlns:cx6="http://schemas.microsoft.com/office/drawing/2016/5/12/chartex" xmlns:cx7="http://schemas.microsoft.com/office/drawing/2016/5/13/chartex" xmlns:cx8="http://schemas.microsoft.com/office/drawing/2016/5/14/chartex" xmlns:mc="http://schemas.openxmlformats.org/markup-compatibility/2006" xmlns:m="http://schemas.openxmlformats.org/officeDocument/2006/math" xmlns:aink="http://schemas.microsoft.com/office/drawing/2016/ink" xmlns:am3d="http://schemas.microsoft.com/office/drawing/2017/model3d" xmlns:oel="http://schemas.microsoft.com/office/2019/extlst" xmlns:r="http://schemas.openxmlformats.org/officeDocument/2006/relationships" xmlns:wp14="http://schemas.microsoft.com/office/word/2010/wordprocessingDrawing" xmlns:wp="http://schemas.openxmlformats.org/drawingml/2006/wordprocessingDrawing" xmlns:wpg="http://schemas.microsoft.com/office/word/2010/wordprocessingGroup" xmlns:wpi="http://schemas.microsoft.com/office/word/2010/wordprocessingInk" xmlns:wps="http://schemas.microsoft.com/office/word/2010/wordprocessingShape" xmlns:o="urn:schemas-microsoft-com:office:office" xmlns:v="urn:schemas-microsoft-com:vml" xmlns:w10="urn:schemas-microsoft-com:office:word" xmlns:w="http://schemas.openxmlformats.org/wordprocessingml/2006/main" xmlns:w14="http://schemas.microsoft.com/office/word/2010/wordml" xmlns:w15="http://schemas.microsoft.com/office/word/2012/wordml" xmlns:w16cei="http://schemas.microsoft.com/office/word/2026/wordml/cei" xmlns:w16cex="http://schemas.microsoft.com/office/word/2018/wordml/cex" xmlns:w16cid="http://schemas.microsoft.com/office/word/2016/wordml/cid" xmlns:w16="http://schemas.microsoft.com/office/word/2018/wordml" xmlns:w16sdtdh="http://schemas.microsoft.com/office/word/2020/wordml/sdtdatahash" xmlns:w16sdtfl="http://schemas.microsoft.com/office/word/2024/wordml/sdtformatlock" xmlns:w16se="http://schemas.microsoft.com/office/word/2015/wordml/symex" xmlns:w16du="http://schemas.microsoft.com/office/word/2023/wordml/word16du" xmlns:wne="http://schemas.microsoft.com/office/word/2006/wordml" mc:Ignorable="w14 w15 w16se w16cid w16 w16cex w16sdtdh w16sdtfl w16du wp14">
   <w:p>
     <w:pPr>
       <w:pStyle w:val="Koptekst"/>
@@ -12142,7 +12137,7 @@
 </file>
 
 <file path=word/styles.xml><?xml version="1.0" encoding="utf-8"?>
-<w:styles xmlns:mc="http://schemas.openxmlformats.org/markup-compatibility/2006" xmlns:r="http://schemas.openxmlformats.org/officeDocument/2006/relationships" xmlns:w="http://schemas.openxmlformats.org/wordprocessingml/2006/main" xmlns:w14="http://schemas.microsoft.com/office/word/2010/wordml" xmlns:w15="http://schemas.microsoft.com/office/word/2012/wordml" xmlns:w16cex="http://schemas.microsoft.com/office/word/2018/wordml/cex" xmlns:w16cid="http://schemas.microsoft.com/office/word/2016/wordml/cid" xmlns:w16="http://schemas.microsoft.com/office/word/2018/wordml" xmlns:w16du="http://schemas.microsoft.com/office/word/2023/wordml/word16du" xmlns:w16sdtdh="http://schemas.microsoft.com/office/word/2020/wordml/sdtdatahash" xmlns:w16sdtfl="http://schemas.microsoft.com/office/word/2024/wordml/sdtformatlock" xmlns:w16se="http://schemas.microsoft.com/office/word/2015/wordml/symex" mc:Ignorable="w14 w15 w16se w16cid w16 w16cex w16sdtdh w16sdtfl w16du">
+<w:styles xmlns:mc="http://schemas.openxmlformats.org/markup-compatibility/2006" xmlns:r="http://schemas.openxmlformats.org/officeDocument/2006/relationships" xmlns:w="http://schemas.openxmlformats.org/wordprocessingml/2006/main" xmlns:w14="http://schemas.microsoft.com/office/word/2010/wordml" xmlns:w15="http://schemas.microsoft.com/office/word/2012/wordml" xmlns:w16cex="http://schemas.microsoft.com/office/word/2018/wordml/cex" xmlns:w16cid="http://schemas.microsoft.com/office/word/2016/wordml/cid" xmlns:w16="http://schemas.microsoft.com/office/word/2018/wordml" xmlns:w16sdtdh="http://schemas.microsoft.com/office/word/2020/wordml/sdtdatahash" xmlns:w16sdtfl="http://schemas.microsoft.com/office/word/2024/wordml/sdtformatlock" xmlns:w16se="http://schemas.microsoft.com/office/word/2015/wordml/symex" xmlns:w16du="http://schemas.microsoft.com/office/word/2023/wordml/word16du" mc:Ignorable="w14 w15 w16se w16cid w16 w16cex w16sdtdh w16sdtfl w16du">
   <w:docDefaults>
     <w:rPrDefault>
       <w:rPr>
